--- a/apps/legal-docs-blueprints/templates/contrato_privado_uso_nuevo/contrato_privado_uso_nuevo-mujer-plural.docx
+++ b/apps/legal-docs-blueprints/templates/contrato_privado_uso_nuevo/contrato_privado_uso_nuevo-mujer-plural.docx
@@ -124,7 +124,29 @@
       </w:r>
       <w:r>
         <w:rPr/>
-        <w:t xml:space="preserve">, extendido por el Registro Nacional de las Personas –RENAP-, República de Guatemala, Centroamérica{#deudoresAdicionales} y {nombreCompleto}, de {edadTexto} años de edad, {estadoCivil}, {profesion}, {nacionalidad}, identificada con Documento Personal de Identificación, Código Único de Identificación {dpiTexto}, extendido por el Registro Nacional de las Personas –RENAP-, República de Guatemala, Centroamérica{/deudoresAdicionales}. Encontrándonos en el libre ejercicio de nuestro derechos civiles, en forma voluntaria, por este acto otorgamos </w:t>
+        <w:t xml:space="preserve">, extendido por el Registro Nacional de las Personas –RENAP-, República de Guatemala, Centroamérica{#deudoresAdicionales} y </w:t>
+      </w:r>
+      <w:r>
+        <w:rPr>
+          <w:b/>
+          <w:bCs/>
+        </w:rPr>
+        <w:t>{nombreCompleto}</w:t>
+      </w:r>
+      <w:r>
+        <w:rPr/>
+        <w:t xml:space="preserve">, de {edadTexto} años de edad, {estadoCivil}, {profesion}, {nacionalidad}, identificada con Documento Personal de Identificación, Código Único de Identificación </w:t>
+      </w:r>
+      <w:r>
+        <w:rPr>
+          <w:b/>
+          <w:bCs/>
+        </w:rPr>
+        <w:t>{dpiTexto}</w:t>
+      </w:r>
+      <w:r>
+        <w:rPr/>
+        <w:t xml:space="preserve">, extendido por el Registro Nacional de las Personas –RENAP-, República de Guatemala, Centroamérica{/deudoresAdicionales}. Encontrándonos en el libre ejercicio de nuestro derechos civiles, en forma voluntaria, por este acto otorgamos </w:t>
       </w:r>
       <w:r>
         <w:rPr>
@@ -475,17 +497,41 @@
       </w:r>
       <w:r>
         <w:rPr/>
+        <w:t>s</w:t>
+      </w:r>
+      <w:r>
+        <w:rPr/>
+        <w:t xml:space="preserve"> directo de su uso, </w:t>
+      </w:r>
+      <w:r>
+        <w:rPr>
+          <w:b/>
+        </w:rPr>
+        <w:t>así mismo, estará</w:t>
+      </w:r>
+      <w:r>
+        <w:rPr>
+          <w:b/>
+        </w:rPr>
         <w:t>n</w:t>
       </w:r>
       <w:r>
-        <w:rPr/>
-        <w:t xml:space="preserve"> directo de su uso, </w:t>
-      </w:r>
-      <w:r>
-        <w:rPr>
-          <w:b/>
-        </w:rPr>
-        <w:t>así mismo, estará obligada a llevar el vehículo para sus servicios y mantenimientos a los talleres autorizados por la agencia concesionaria de donde pertenezca la marca del vehículo, esta estipulación estará vigente durante el tiempo en que dure la garantía del vehículo.</w:t>
+        <w:rPr>
+          <w:b/>
+        </w:rPr>
+        <w:t xml:space="preserve"> obligada</w:t>
+      </w:r>
+      <w:r>
+        <w:rPr>
+          <w:b/>
+        </w:rPr>
+        <w:t>s</w:t>
+      </w:r>
+      <w:r>
+        <w:rPr>
+          <w:b/>
+        </w:rPr>
+        <w:t xml:space="preserve"> a llevar el vehículo para sus servicios y mantenimientos a los talleres autorizados por la agencia concesionaria de donde pertenezca la marca del vehículo, esta estipulación estará vigente durante el tiempo en que dure la garantía del vehículo.</w:t>
       </w:r>
       <w:r>
         <w:rPr/>
@@ -521,11 +567,7 @@
       </w:r>
       <w:r>
         <w:rPr/>
-        <w:t xml:space="preserve"> quedará</w:t>
-      </w:r>
-      <w:r>
-        <w:rPr/>
-        <w:t>n</w:t>
+        <w:t xml:space="preserve"> quedarán</w:t>
       </w:r>
       <w:r>
         <w:rPr>
@@ -535,15 +577,7 @@
       </w:r>
       <w:r>
         <w:rPr/>
-        <w:t>obligada</w:t>
-      </w:r>
-      <w:r>
-        <w:rPr/>
-        <w:t>s</w:t>
-      </w:r>
-      <w:r>
-        <w:rPr/>
-        <w:t xml:space="preserve"> al pago de impuestos o multas si se llegaren a causar, siendo responsable de cualquier daño o perjuicio que se llegaren a causar, ya sea a tercero, a la misma, y a su vínculo familiar. El BIEN deberá usarse única y exclusivamente en su destino según sus especificaciones y características y conforme lo establecido por los proveedores o fabricantes. El bien será usado siempre por personal calificado para el efecto dotado de los permisos, licencias o certificaciones de capacidad que cada caso requiera. Queda prohibido al usuario, dar uso diferente al convenido al bien, trasladarlo fuera del territorio de la República de Guatemala sin autorización previa y por escrito del propietario, comprometiéndose en tal caso y con previa autorización del propietario a retornarlo a la República de Guatemala; a no usarlo o ponerlo en peligro con elementos y sustancias dañinas o de circunstancias que puedan deteriorarlos ya sea en su apariencia, funcionamiento o durabilidad y darle uso contrario a la moral, buenas costumbres, el orden público, la ley o perjudiciales a terceros. Agregamos los comparecientes que la usuaria por este medio expresamente acepta la prohibición de otorgar el uso, tenencia, conducción o en cualquier forma, la conservación del bien a personas no capaces para tales fines que carezcan de licencia vigente de conducir legalmente otorgada, por lo que si el vehículo o terceros sufrieran algún daño o perjuicio en tanto el vehículo pudiese ser conducido por alguna persona con los impedimentos citados, y por cualquier circunstancia que el vehículo hubiese llegado a su poder, la usuaria responderá ilimitadamente de tales daños y perjuicios y desde ya exime de toda responsabilidad a la entidad propietaria. </w:t>
+        <w:t xml:space="preserve">obligadas al pago de impuestos o multas si se llegaren a causar, siendo responsable de cualquier daño o perjuicio que se llegaren a causar, ya sea a tercero, a la misma, y a su vínculo familiar. El BIEN deberá usarse única y exclusivamente en su destino según sus especificaciones y características y conforme lo establecido por los proveedores o fabricantes. El bien será usado siempre por personal calificado para el efecto dotado de los permisos, licencias o certificaciones de capacidad que cada caso requiera. Queda prohibido al usuario, dar uso diferente al convenido al bien, trasladarlo fuera del territorio de la República de Guatemala sin autorización previa y por escrito del propietario, comprometiéndose en tal caso y con previa autorización del propietario a retornarlo a la República de Guatemala; a no usarlo o ponerlo en peligro con elementos y sustancias dañinas o de circunstancias que puedan deteriorarlos ya sea en su apariencia, funcionamiento o durabilidad y darle uso contrario a la moral, buenas costumbres, el orden público, la ley o perjudiciales a terceros. Agregamos los comparecientes que la usuaria por este medio expresamente acepta la prohibición de otorgar el uso, tenencia, conducción o en cualquier forma, la conservación del bien a personas no capaces para tales fines que carezcan de licencia vigente de conducir legalmente otorgada, por lo que si el vehículo o terceros sufrieran algún daño o perjuicio en tanto el vehículo pudiese ser conducido por alguna persona con los impedimentos citados, y por cualquier circunstancia que el vehículo hubiese llegado a su poder, la usuaria responderá ilimitadamente de tales daños y perjuicios y desde ya exime de toda responsabilidad a la entidad propietaria. </w:t>
       </w:r>
       <w:r>
         <w:rPr>
@@ -608,7 +642,55 @@
       </w:r>
       <w:r>
         <w:rPr/>
-        <w:t xml:space="preserve"> se compromete</w:t>
+        <w:t xml:space="preserve"> se comprometen a que si incumple con lo acordado en el presente contrato, o bien, si incumpliere con cualquier obligación asumida por los servicios prestados con la entidad Cube Investments, Sociedad Anónima, </w:t>
+      </w:r>
+      <w:r>
+        <w:rPr>
+          <w:i/>
+        </w:rPr>
+        <w:t>en su calidad de receptora de pagos por cuenta de terceros y gestora de cobranza</w:t>
+      </w:r>
+      <w:r>
+        <w:rPr/>
+        <w:t xml:space="preserve">, deberá de devolver el bien mueble objeto del presente contrato, o bien, al solo requerimiento de la entidad propietaria indicando que deberá devolver el vehículo. Por lo cual, de no devolver dicho vehículo en el plazo de tres días luego de ser requerido por la entidad </w:t>
+      </w:r>
+      <w:r>
+        <w:rPr>
+          <w:b/>
+        </w:rPr>
+        <w:t xml:space="preserve">RDBE, SOCIEDAD ANÓNIMA, </w:t>
+      </w:r>
+      <w:r>
+        <w:rPr/>
+        <w:t xml:space="preserve">acepta que la propietaria podrá libremente proceder legalmente a solicitar la medida precautoria de secuestro de dicho bien mueble, pudiendo el propietario nombrar a cualquiera de sus personeros como depositario del mismo. Para este efecto, bastará a elección de la propietaria del vehículo </w:t>
+      </w:r>
+      <w:r>
+        <w:rPr>
+          <w:b/>
+        </w:rPr>
+        <w:t xml:space="preserve">a) </w:t>
+      </w:r>
+      <w:r>
+        <w:rPr/>
+        <w:t xml:space="preserve">solicitar la medida precautoria de secuestro del vehículo para desapoderar al usuario del bien mueble y garantizar los derechos a favor de RDBE, SOCIEDAD ANÓNIMA respecto a su patrimonio, sin necesidad de posterior demanda o la obligación de prestar garantía alguna, y/o </w:t>
+      </w:r>
+      <w:r>
+        <w:rPr>
+          <w:b/>
+        </w:rPr>
+        <w:t xml:space="preserve">b) </w:t>
+      </w:r>
+      <w:r>
+        <w:rPr/>
+        <w:t xml:space="preserve">Promover el respectivo juicio sumario de entrega de bien. Asimismo, por cualquier siniestro o hecho ilícito se compromete a dar aviso a las autoridades, al seguro y a la propietaria en forma inmediata, quedando responsable legalmente de los daños y perjuicios que pueda causar de no dar el aviso oportuno de cualquier circunstancia que le prive del uso del bien. </w:t>
+      </w:r>
+      <w:r>
+        <w:rPr/>
+        <w:t>LOS USUARIOS</w:t>
+      </w:r>
+      <w:r>
+        <w:rPr/>
+        <w:t xml:space="preserve"> será</w:t>
       </w:r>
       <w:r>
         <w:rPr/>
@@ -616,47 +698,7 @@
       </w:r>
       <w:r>
         <w:rPr/>
-        <w:t xml:space="preserve"> a que si incumple con lo acordado en el presente contrato, o bien, si incumpliere con cualquier obligación asumida por los servicios prestados con la entidad Cube Investments, Sociedad Anónima, </w:t>
-      </w:r>
-      <w:r>
-        <w:rPr>
-          <w:i/>
-        </w:rPr>
-        <w:t>en su calidad de receptora de pagos por cuenta de terceros y gestora de cobranza</w:t>
-      </w:r>
-      <w:r>
-        <w:rPr/>
-        <w:t xml:space="preserve">, deberá de devolver el bien mueble objeto del presente contrato, o bien, al solo requerimiento de la entidad propietaria indicando que deberá devolver el vehículo. Por lo cual, de no devolver dicho vehículo en el plazo de tres días luego de ser requerido por la entidad </w:t>
-      </w:r>
-      <w:r>
-        <w:rPr>
-          <w:b/>
-        </w:rPr>
-        <w:t xml:space="preserve">RDBE, SOCIEDAD ANÓNIMA, </w:t>
-      </w:r>
-      <w:r>
-        <w:rPr/>
-        <w:t xml:space="preserve">acepta que la propietaria podrá libremente proceder legalmente a solicitar la medida precautoria de secuestro de dicho bien mueble, pudiendo el propietario nombrar a cualquiera de sus personeros como depositario del mismo. Para este efecto, bastará a elección de la propietaria del vehículo </w:t>
-      </w:r>
-      <w:r>
-        <w:rPr>
-          <w:b/>
-        </w:rPr>
-        <w:t xml:space="preserve">a) </w:t>
-      </w:r>
-      <w:r>
-        <w:rPr/>
-        <w:t xml:space="preserve">solicitar la medida precautoria de secuestro del vehículo para desapoderar al usuario del bien mueble y garantizar los derechos a favor de RDBE, SOCIEDAD ANÓNIMA respecto a su patrimonio, sin necesidad de posterior demanda o la obligación de prestar garantía alguna, y/o </w:t>
-      </w:r>
-      <w:r>
-        <w:rPr>
-          <w:b/>
-        </w:rPr>
-        <w:t xml:space="preserve">b) </w:t>
-      </w:r>
-      <w:r>
-        <w:rPr/>
-        <w:t xml:space="preserve">Promover el respectivo juicio sumario de entrega de bien. Asimismo, por cualquier siniestro o hecho ilícito se compromete a dar aviso a las autoridades, al seguro y a la propietaria en forma inmediata, quedando responsable legalmente de los daños y perjuicios que pueda causar de no dar el aviso oportuno de cualquier circunstancia que le prive del uso del bien. El USUARIO será responsable directamente de su forma de conducir en el vehículo, en completo estricto y apego a la ley. Es responsable estrictamente de cualquier acto ilícito o reprochable que llegare a causar por el uso indebido de dicho vehículo. Quedando obligada en forma directa al pago de todos los gastos judiciales o extrajudiciales que se llegaren a causar por el presente contrato de uso. </w:t>
+        <w:t xml:space="preserve"> responsable directamente de su forma de conducir en el vehículo, en completo estricto y apego a la ley. Es responsable estrictamente de cualquier acto ilícito o reprochable que llegare a causar por el uso indebido de dicho vehículo. Quedando obligada en forma directa al pago de todos los gastos judiciales o extrajudiciales que se llegaren a causar por el presente contrato de uso. </w:t>
       </w:r>
       <w:r>
         <w:rPr>
@@ -714,7 +756,15 @@
       </w:r>
       <w:r>
         <w:rPr/>
-        <w:t xml:space="preserve">renuncia al fuero de cualquier domicilio y se somete a los Tribunales de la República de Guatemala que elija la propietaria, para hacer efectivos los derechos contenidos en el presente contrato; </w:t>
+        <w:t>renuncia</w:t>
+      </w:r>
+      <w:r>
+        <w:rPr/>
+        <w:t>n</w:t>
+      </w:r>
+      <w:r>
+        <w:rPr/>
+        <w:t xml:space="preserve"> al fuero de cualquier domicilio y se somete a los Tribunales de la República de Guatemala que elija la propietaria, para hacer efectivos los derechos contenidos en el presente contrato; </w:t>
       </w:r>
       <w:r>
         <w:rPr>
@@ -956,33 +1006,25 @@
               <w:rPr>
                 <w:sz w:val="20"/>
               </w:rPr>
-              <w:t>F)________________________</w:t>
+              <w:t>f</w:t>
+            </w:r>
+            <w:r>
+              <w:rPr>
+                <w:sz w:val="20"/>
+              </w:rPr>
+              <w:t>)________________________</w:t>
             </w:r>
           </w:p>
           <w:p>
             <w:pPr>
               <w:pStyle w:val="Normal"/>
               <w:jc w:val="center"/>
-              <w:rPr/>
-            </w:pPr>
-            <w:r>
               <w:rPr>
                 <w:sz w:val="20"/>
               </w:rPr>
-              <w:t>{col1nombreCompleto}</w:t>
-            </w:r>
-          </w:p>
-          <w:p>
-            <w:pPr>
-              <w:pStyle w:val="Normal"/>
-              <w:jc w:val="center"/>
-              <w:rPr/>
             </w:pPr>
             <w:r>
-              <w:rPr>
-                <w:sz w:val="20"/>
-              </w:rPr>
-              <w:t>{col1dpi}</w:t>
+              <w:rPr/>
             </w:r>
           </w:p>
           <w:p>
@@ -1031,33 +1073,25 @@
               <w:rPr>
                 <w:sz w:val="20"/>
               </w:rPr>
-              <w:t>F)________________________</w:t>
+              <w:t>f</w:t>
+            </w:r>
+            <w:r>
+              <w:rPr>
+                <w:sz w:val="20"/>
+              </w:rPr>
+              <w:t>)________________________</w:t>
             </w:r>
           </w:p>
           <w:p>
             <w:pPr>
               <w:pStyle w:val="Normal"/>
               <w:jc w:val="center"/>
-              <w:rPr/>
-            </w:pPr>
-            <w:r>
               <w:rPr>
                 <w:sz w:val="20"/>
               </w:rPr>
-              <w:t>{col2nombreCompleto}</w:t>
-            </w:r>
-          </w:p>
-          <w:p>
-            <w:pPr>
-              <w:pStyle w:val="Normal"/>
-              <w:jc w:val="center"/>
-              <w:rPr/>
             </w:pPr>
             <w:r>
-              <w:rPr>
-                <w:sz w:val="20"/>
-              </w:rPr>
-              <w:t>{col2dpi}</w:t>
+              <w:rPr/>
             </w:r>
           </w:p>
           <w:p>
